--- a/output/부록A_조선사료_검증프레임워크.docx
+++ b/output/부록A_조선사료_검증프레임워크.docx
@@ -42,7 +42,50 @@
           <w:rFonts w:ascii="Malgun Gothic" w:hAnsi="Malgun Gothic" w:eastAsia="Malgun Gothic"/>
           <w:b/>
         </w:rPr>
-        <w:t>착수(검증 워크리스트) — 원문 미확정</w:t>
+        <w:t>historical-verifier 패스 실행 완료(2026-07-17) — 서지 사실 [확립] 확인 · 원문(편명·일자·한자·page)은 [미완, 수동 대조]</w:t>
+      </w:r>
+    </w:p>
+    <w:p>
+      <w:pPr>
+        <w:pStyle w:val="IntenseQuote"/>
+      </w:pPr>
+      <w:r/>
+      <w:r>
+        <w:rPr>
+          <w:rFonts w:ascii="Malgun Gothic" w:hAnsi="Malgun Gothic" w:eastAsia="Malgun Gothic"/>
+          <w:b/>
+        </w:rPr>
+        <w:t>패스 결과 요약(2026-07-17).</w:t>
+      </w:r>
+      <w:r>
+        <w:rPr>
+          <w:rFonts w:ascii="Malgun Gothic" w:hAnsi="Malgun Gothic" w:eastAsia="Malgun Gothic"/>
+        </w:rPr>
+        <w:t xml:space="preserve"> </w:t>
+      </w:r>
+      <w:r>
+        <w:rPr>
+          <w:rFonts w:ascii="Malgun Gothic" w:hAnsi="Malgun Gothic" w:eastAsia="Malgun Gothic"/>
+        </w:rPr>
+        <w:t>[H] 태그 인용 0건</w:t>
+      </w:r>
+      <w:r>
+        <w:rPr>
+          <w:rFonts w:ascii="Malgun Gothic" w:hAnsi="Malgun Gothic" w:eastAsia="Malgun Gothic"/>
+        </w:rPr>
+        <w:t xml:space="preserve">(사료 최소화 방침 준수) · 소설/드라마/위키 오인용 0건 · 국가 DB 접근성 확인(한국고전번역원 db.itkc.or.kr 실재 확인, KTKP·현충사는 자동 접근 차단→수동). 배경 사실은 서지 수준에서 [확립]으로 확인했고, 원문은 지어내지 않았다. 상세: </w:t>
+      </w:r>
+      <w:r>
+        <w:rPr>
+          <w:rFonts w:ascii="Malgun Gothic" w:hAnsi="Malgun Gothic" w:eastAsia="Malgun Gothic"/>
+        </w:rPr>
+        <w:t>references/historical-verification-2026-07-17.md</w:t>
+      </w:r>
+      <w:r>
+        <w:rPr>
+          <w:rFonts w:ascii="Malgun Gothic" w:hAnsi="Malgun Gothic" w:eastAsia="Malgun Gothic"/>
+        </w:rPr>
+        <w:t>. 아래 각 항목의 상태를 [확립]/[원문 미완]으로 표기한다.</w:t>
       </w:r>
     </w:p>
     <w:p>
@@ -2211,25 +2254,38 @@
           <w:rFonts w:ascii="Malgun Gothic" w:hAnsi="Malgun Gothic" w:eastAsia="Malgun Gothic"/>
           <w:b/>
         </w:rPr>
-        <w:t>현재 상태:</w:t>
+        <w:t>현재 상태(2026-07-17 패스 후):</w:t>
       </w:r>
       <w:r>
         <w:rPr>
           <w:rFonts w:ascii="Malgun Gothic" w:hAnsi="Malgun Gothic" w:eastAsia="Malgun Gothic"/>
         </w:rPr>
-        <w:t xml:space="preserve"> 전 항목 </w:t>
+        <w:t xml:space="preserve"> 서지 사실은 [확립] 확인(정본 DB 위치 제시) · </w:t>
+      </w:r>
+      <w:r>
+        <w:rPr>
+          <w:rFonts w:ascii="Malgun Gothic" w:hAnsi="Malgun Gothic" w:eastAsia="Malgun Gothic"/>
+          <w:b/>
+        </w:rPr>
+        <w:t>원문(한자·편명·일자·page)은 [미완]</w:t>
       </w:r>
       <w:r>
         <w:rPr>
           <w:rFonts w:ascii="Malgun Gothic" w:hAnsi="Malgun Gothic" w:eastAsia="Malgun Gothic"/>
         </w:rPr>
-        <w:t>[PENDING-HISTORICAL-VERIFY]</w:t>
+        <w:t xml:space="preserve"> — 저자/전문 사서의 국가 DB 수동 대조로 확정. 본 패스는 원문을 생성하지 않았다. 주의: 개심산 출전은 판본별 상이(H-7) → 확정 인용 시 판본 명기. 상세 리포트: </w:t>
       </w:r>
       <w:r>
         <w:rPr>
           <w:rFonts w:ascii="Malgun Gothic" w:hAnsi="Malgun Gothic" w:eastAsia="Malgun Gothic"/>
         </w:rPr>
-        <w:t xml:space="preserve"> · 원문 미삽입. 저자 지시에 따라 패스를 실행한다.</w:t>
+        <w:t>references/historical-verification-2026-07-17.md</w:t>
+      </w:r>
+      <w:r>
+        <w:rPr>
+          <w:rFonts w:ascii="Malgun Gothic" w:hAnsi="Malgun Gothic" w:eastAsia="Malgun Gothic"/>
+        </w:rPr>
+        <w:t>.</w:t>
       </w:r>
     </w:p>
     <w:sectPr>
